--- a/07_Portfolio_Documents/UFCEP4-0-3_00_Cover_and_Contents.docx
+++ b/07_Portfolio_Documents/UFCEP4-0-3_00_Cover_and_Contents.docx
@@ -915,7 +915,7 @@
     </w:p>
     <w:p>
       <w:r>
-        <w:t xml:space="preserve">Deploying the models found four defects that model validation had not: three BPMN XSD sequence violations and one runtime form-binding defect. They are recorded, fixed and re-verified in section 3.5.</w:t>
+        <w:t xml:space="preserve">Deploying the models found four defects that model validation had not: three BPMN XSD sequence violations and one runtime form-binding defect. They are recorded, fixed and re-verified in section 5.</w:t>
       </w:r>
     </w:p>
     <w:p>
